--- a/demo/cybersafeadvisor-corporate-pack/support-parkers-festival-citation-intake-and-contact-profile.docx
+++ b/demo/cybersafeadvisor-corporate-pack/support-parkers-festival-citation-intake-and-contact-profile.docx
@@ -183,7 +183,7 @@
     </ns0:p>
     <ns0:p>
       <ns0:r>
-        <ns0:t>Counterparty or stakeholder: Cobalt ['Holdings', 'Partners', 'Services', 'Group', 'Counsel'] (fictional).</ns0:t>
+        <ns0:t>Counterparty or stakeholder: Cobalt Partners (fictional).</ns0:t>
       </ns0:r>
     </ns0:p>
     <ns0:p>

--- a/demo/cybersafeadvisor-corporate-pack/support-parkers-festival-citation-intake-and-contact-profile.docx
+++ b/demo/cybersafeadvisor-corporate-pack/support-parkers-festival-citation-intake-and-contact-profile.docx
@@ -129,7 +129,12 @@
     </w:p>
     <w:p>
       <w:r>
-        <w:t>Primary contact: Parker Reed, Operations Lead</w:t>
+        <w:t>Primary contact: Jordan Parker, Client</w:t>
+      </w:r>
+    </w:p>
+    <w:p>
+      <w:r>
+        <w:t>Secondary contact: Tess Jordan, Emergency Contact</w:t>
       </w:r>
     </w:p>
     <w:p>
@@ -139,7 +144,17 @@
     </w:p>
     <w:p>
       <w:r>
-        <w:t>Direct line: +1-555-0121 · Email: parker.reed@example.invalid</w:t>
+        <w:t>Direct line: +1-202-555-0121 · Email: jordan.parker@example.invalid</w:t>
+      </w:r>
+    </w:p>
+    <w:p>
+      <w:r>
+        <w:t>Client since: 2023-03-15 · Preferred contact: email · Weekdays after 3:00 p.m. local time</w:t>
+      </w:r>
+    </w:p>
+    <w:p>
+      <w:r>
+        <w:t>Billing profile: Monthly itemized invoice; electronic delivery; client approval required before third-party spend.</w:t>
       </w:r>
     </w:p>
     <w:p>
@@ -183,12 +198,12 @@
     </w:p>
     <w:p>
       <w:r>
-        <w:t>Counterparty or stakeholder: Cobalt Partners (fictional).</w:t>
+        <w:t>Counterparty or stakeholder: Lakeview Municipal Prosecutor (fictional).</w:t>
       </w:r>
     </w:p>
     <w:p>
       <w:r>
-        <w:t>Primary outside contact: Rowan Carter (counterparty-12@example.invalid).</w:t>
+        <w:t>Primary outside contact: Taylor Brooks (counterparty-12@example.invalid).</w:t>
       </w:r>
     </w:p>
     <w:p>
